--- a/legal/CROP-03-Filing-Guide.docx
+++ b/legal/CROP-03-Filing-Guide.docx
@@ -171,7 +171,7 @@
           <w:sz w:val="22"/>
           <w:szCs w:val="22"/>
         </w:rPr>
-        <w:t xml:space="preserve">Entity name: Dynasty Compliance Services, LLC (or your chosen name)</w:t>
+        <w:t xml:space="preserve">Entity name: PA Registered Office Services, LLC (or your chosen name)</w:t>
       </w:r>
     </w:p>
     <w:p>
